--- a/docs/word/6 - Keeping the Flow URLs on the Server.docx
+++ b/docs/word/6 - Keeping the Flow URLs on the Server.docx
@@ -1130,11 +1130,193 @@
       <w:r>
         <w:rPr>
           <w:rFonts w:ascii="Arial" w:cs="Arial" w:eastAsia="Arial" w:hAnsi="Arial"/>
-          <w:color w:val="1C2B3A"/>
-          <w:sz w:val="20"/>
-          <w:szCs w:val="20"/>
-        </w:rPr>
-        <w:t xml:space="preserve">Open </w:t>
+          <w:b/>
+          <w:bCs/>
+          <w:color w:val="1C2B3A"/>
+          <w:sz w:val="20"/>
+          <w:szCs w:val="20"/>
+        </w:rPr>
+        <w:t xml:space="preserve">Settings → A → Connect to the flows.</w:t>
+      </w:r>
+      <w:r>
+        <w:rPr>
+          <w:rFonts w:ascii="Arial" w:cs="Arial" w:eastAsia="Arial" w:hAnsi="Arial"/>
+          <w:color w:val="1C2B3A"/>
+          <w:sz w:val="20"/>
+          <w:szCs w:val="20"/>
+        </w:rPr>
+        <w:t xml:space="preserve"> That is the button for this. It asks the site which flows it can run, tries the ones it can, and reports back flow by flow:</w:t>
+      </w:r>
+    </w:p>
+    <w:p>
+      <w:pPr>
+        <w:pBdr>
+          <w:left w:val="single" w:color="4C5C6D" w:sz="12" w:space="8"/>
+        </w:pBdr>
+        <w:shd w:fill="F2F0EA" w:val="clear"/>
+        <w:spacing w:after="0" w:before="120"/>
+        <w:ind w:left="220" w:right="220"/>
+      </w:pPr>
+      <w:r>
+        <w:rPr>
+          <w:rFonts w:ascii="Consolas" w:cs="Consolas" w:eastAsia="Consolas" w:hAnsi="Consolas"/>
+          <w:color w:val="1C2B3A"/>
+          <w:sz w:val="17"/>
+          <w:szCs w:val="17"/>
+        </w:rPr>
+        <w:t xml:space="preserve">Get projects           ✓  through this site — 14 projects came back for VIC</w:t>
+      </w:r>
+    </w:p>
+    <w:p>
+      <w:pPr>
+        <w:pBdr>
+          <w:left w:val="single" w:color="4C5C6D" w:sz="12" w:space="8"/>
+        </w:pBdr>
+        <w:shd w:fill="F2F0EA" w:val="clear"/>
+        <w:spacing w:after="0" w:before="0"/>
+        <w:ind w:left="220" w:right="220"/>
+      </w:pPr>
+      <w:r>
+        <w:rPr>
+          <w:rFonts w:ascii="Consolas" w:cs="Consolas" w:eastAsia="Consolas" w:hAnsi="Consolas"/>
+          <w:color w:val="1C2B3A"/>
+          <w:sz w:val="17"/>
+          <w:szCs w:val="17"/>
+        </w:rPr>
+        <w:t xml:space="preserve">File the PDF           ✓  through this site — configured</w:t>
+      </w:r>
+    </w:p>
+    <w:p>
+      <w:pPr>
+        <w:pBdr>
+          <w:left w:val="single" w:color="4C5C6D" w:sz="12" w:space="8"/>
+        </w:pBdr>
+        <w:shd w:fill="F2F0EA" w:val="clear"/>
+        <w:spacing w:after="0" w:before="0"/>
+        <w:ind w:left="220" w:right="220"/>
+      </w:pPr>
+      <w:r>
+        <w:rPr>
+          <w:rFonts w:ascii="Consolas" w:cs="Consolas" w:eastAsia="Consolas" w:hAnsi="Consolas"/>
+          <w:color w:val="1C2B3A"/>
+          <w:sz w:val="17"/>
+          <w:szCs w:val="17"/>
+        </w:rPr>
+        <w:t xml:space="preserve">Variation log — read   ✓  through this site — reached it, 32 rows in the log</w:t>
+      </w:r>
+    </w:p>
+    <w:p>
+      <w:pPr>
+        <w:pBdr>
+          <w:left w:val="single" w:color="4C5C6D" w:sz="12" w:space="8"/>
+        </w:pBdr>
+        <w:shd w:fill="F2F0EA" w:val="clear"/>
+        <w:spacing w:after="0" w:before="0"/>
+        <w:ind w:left="220" w:right="220"/>
+      </w:pPr>
+      <w:r>
+        <w:rPr>
+          <w:rFonts w:ascii="Consolas" w:cs="Consolas" w:eastAsia="Consolas" w:hAnsi="Consolas"/>
+          <w:color w:val="1C2B3A"/>
+          <w:sz w:val="17"/>
+          <w:szCs w:val="17"/>
+        </w:rPr>
+        <w:t xml:space="preserve">Variation log — write  ✓  through this site — configured</w:t>
+      </w:r>
+    </w:p>
+    <w:p>
+      <w:pPr>
+        <w:pBdr>
+          <w:left w:val="single" w:color="4C5C6D" w:sz="12" w:space="8"/>
+        </w:pBdr>
+        <w:shd w:fill="F2F0EA" w:val="clear"/>
+        <w:spacing w:after="160" w:before="0"/>
+        <w:ind w:left="220" w:right="220"/>
+      </w:pPr>
+      <w:r>
+        <w:rPr>
+          <w:rFonts w:ascii="Consolas" w:cs="Consolas" w:eastAsia="Consolas" w:hAnsi="Consolas"/>
+          <w:color w:val="1C2B3A"/>
+          <w:sz w:val="17"/>
+          <w:szCs w:val="17"/>
+        </w:rPr>
+        <w:t xml:space="preserve">Write professionally   —  not set on this site, and nothing pasted here</w:t>
+      </w:r>
+    </w:p>
+    <w:p>
+      <w:pPr>
+        <w:spacing w:after="160" w:line="276"/>
+      </w:pPr>
+      <w:r>
+        <w:rPr>
+          <w:rFonts w:ascii="Arial" w:cs="Arial" w:eastAsia="Arial" w:hAnsi="Arial"/>
+          <w:color w:val="1C2B3A"/>
+          <w:sz w:val="20"/>
+          <w:szCs w:val="20"/>
+        </w:rPr>
+        <w:t xml:space="preserve">A ✗ shows what the flow said back, which is usually enough to fix it. A row of dashes everywhere, with "this site is not holding any flow URLs" above, means the function did not deploy or its variables are not set.</w:t>
+      </w:r>
+    </w:p>
+    <w:p>
+      <w:pPr>
+        <w:spacing w:after="160" w:line="276"/>
+      </w:pPr>
+      <w:r>
+        <w:rPr>
+          <w:rFonts w:ascii="Arial" w:cs="Arial" w:eastAsia="Arial" w:hAnsi="Arial"/>
+          <w:color w:val="1C2B3A"/>
+          <w:sz w:val="20"/>
+          <w:szCs w:val="20"/>
+        </w:rPr>
+        <w:t xml:space="preserve">It is safe to press whenever you want to know, and the same button appears on the form screen when the project dropdown has nothing in it.</w:t>
+      </w:r>
+    </w:p>
+    <w:p>
+      <w:pPr>
+        <w:spacing w:after="160" w:line="276"/>
+      </w:pPr>
+      <w:r>
+        <w:rPr>
+          <w:rFonts w:ascii="Arial" w:cs="Arial" w:eastAsia="Arial" w:hAnsi="Arial"/>
+          <w:color w:val="1C2B3A"/>
+          <w:sz w:val="20"/>
+          <w:szCs w:val="20"/>
+        </w:rPr>
+        <w:t xml:space="preserve">Two of the five are reported as </w:t>
+      </w:r>
+      <w:r>
+        <w:rPr>
+          <w:rFonts w:ascii="Arial" w:cs="Arial" w:eastAsia="Arial" w:hAnsi="Arial"/>
+          <w:b/>
+          <w:bCs/>
+          <w:color w:val="1C2B3A"/>
+          <w:sz w:val="20"/>
+          <w:szCs w:val="20"/>
+        </w:rPr>
+        <w:t xml:space="preserve">configured</w:t>
+      </w:r>
+      <w:r>
+        <w:rPr>
+          <w:rFonts w:ascii="Arial" w:cs="Arial" w:eastAsia="Arial" w:hAnsi="Arial"/>
+          <w:color w:val="1C2B3A"/>
+          <w:sz w:val="20"/>
+          <w:szCs w:val="20"/>
+        </w:rPr>
+        <w:t xml:space="preserve"> rather than tested: filing a PDF would leave a file in SharePoint and the log write would leave a row, and a connection check has no business doing either. For those, "configured" means the URL is there to be called.</w:t>
+      </w:r>
+    </w:p>
+    <w:p>
+      <w:pPr>
+        <w:spacing w:after="160" w:line="276"/>
+      </w:pPr>
+      <w:r>
+        <w:rPr>
+          <w:rFonts w:ascii="Arial" w:cs="Arial" w:eastAsia="Arial" w:hAnsi="Arial"/>
+          <w:color w:val="1C2B3A"/>
+          <w:sz w:val="20"/>
+          <w:szCs w:val="20"/>
+        </w:rPr>
+        <w:t xml:space="preserve">You can also open </w:t>
       </w:r>
       <w:r>
         <w:rPr>
@@ -1153,7 +1335,7 @@
           <w:sz w:val="20"/>
           <w:szCs w:val="20"/>
         </w:rPr>
-        <w:t xml:space="preserve"> in a browser. You should get something like:</w:t>
+        <w:t xml:space="preserve"> directly in a browser. You should get something like:</w:t>
       </w:r>
     </w:p>
     <w:p>
@@ -1210,7 +1392,7 @@
           <w:sz w:val="20"/>
           <w:szCs w:val="20"/>
         </w:rPr>
-        <w:t xml:space="preserve">Then open the app and go to </w:t>
+        <w:t xml:space="preserve">Flows the site is handling are marked </w:t>
       </w:r>
       <w:r>
         <w:rPr>
@@ -1221,26 +1403,6 @@
           <w:sz w:val="20"/>
           <w:szCs w:val="20"/>
         </w:rPr>
-        <w:t xml:space="preserve">Settings</w:t>
-      </w:r>
-      <w:r>
-        <w:rPr>
-          <w:rFonts w:ascii="Arial" w:cs="Arial" w:eastAsia="Arial" w:hAnsi="Arial"/>
-          <w:color w:val="1C2B3A"/>
-          <w:sz w:val="20"/>
-          <w:szCs w:val="20"/>
-        </w:rPr>
-        <w:t xml:space="preserve">. Flows the site is handling are marked </w:t>
-      </w:r>
-      <w:r>
-        <w:rPr>
-          <w:rFonts w:ascii="Arial" w:cs="Arial" w:eastAsia="Arial" w:hAnsi="Arial"/>
-          <w:b/>
-          <w:bCs/>
-          <w:color w:val="1C2B3A"/>
-          <w:sz w:val="20"/>
-          <w:szCs w:val="20"/>
-        </w:rPr>
         <w:t xml:space="preserve">served by the site</w:t>
       </w:r>
       <w:r>
@@ -1250,7 +1412,7 @@
           <w:sz w:val="20"/>
           <w:szCs w:val="20"/>
         </w:rPr>
-        <w:t xml:space="preserve"> and say there is nothing to paste.</w:t>
+        <w:t xml:space="preserve"> in Settings, and their box says so rather than sitting empty — an empty box reads as broken even when everything is working. Those boxes are read-only, and saving never writes over what the site holds.</w:t>
       </w:r>
     </w:p>
     <w:p>

--- a/docs/word/6 - Keeping the Flow URLs on the Server.docx
+++ b/docs/word/6 - Keeping the Flow URLs on the Server.docx
@@ -277,9 +277,9 @@
         </w:tblBorders>
       </w:tblPr>
       <w:tblGrid>
-        <w:gridCol w:w="2760"/>
-        <w:gridCol w:w="2229"/>
-        <w:gridCol w:w="4037"/>
+        <w:gridCol w:w="2607"/>
+        <w:gridCol w:w="2106"/>
+        <w:gridCol w:w="4313"/>
       </w:tblGrid>
       <w:tr>
         <w:trPr>
@@ -287,7 +287,7 @@
         </w:trPr>
         <w:tc>
           <w:tcPr>
-            <w:tcW w:type="dxa" w:w="2760"/>
+            <w:tcW w:type="dxa" w:w="2607"/>
             <w:shd w:fill="4C5C6D" w:val="clear"/>
             <w:tcMar>
               <w:top w:type="dxa" w:w="60"/>
@@ -315,7 +315,7 @@
         </w:tc>
         <w:tc>
           <w:tcPr>
-            <w:tcW w:type="dxa" w:w="2229"/>
+            <w:tcW w:type="dxa" w:w="2106"/>
             <w:shd w:fill="4C5C6D" w:val="clear"/>
             <w:tcMar>
               <w:top w:type="dxa" w:w="60"/>
@@ -343,7 +343,7 @@
         </w:tc>
         <w:tc>
           <w:tcPr>
-            <w:tcW w:type="dxa" w:w="4037"/>
+            <w:tcW w:type="dxa" w:w="4313"/>
             <w:shd w:fill="4C5C6D" w:val="clear"/>
             <w:tcMar>
               <w:top w:type="dxa" w:w="60"/>
@@ -373,7 +373,7 @@
       <w:tr>
         <w:tc>
           <w:tcPr>
-            <w:tcW w:type="dxa" w:w="2760"/>
+            <w:tcW w:type="dxa" w:w="2607"/>
             <w:shd w:fill="FFFFFF" w:val="clear"/>
             <w:tcMar>
               <w:top w:type="dxa" w:w="60"/>
@@ -400,7 +400,7 @@
         </w:tc>
         <w:tc>
           <w:tcPr>
-            <w:tcW w:type="dxa" w:w="2229"/>
+            <w:tcW w:type="dxa" w:w="2106"/>
             <w:shd w:fill="FFFFFF" w:val="clear"/>
             <w:tcMar>
               <w:top w:type="dxa" w:w="60"/>
@@ -426,7 +426,7 @@
         </w:tc>
         <w:tc>
           <w:tcPr>
-            <w:tcW w:type="dxa" w:w="4037"/>
+            <w:tcW w:type="dxa" w:w="4313"/>
             <w:shd w:fill="FFFFFF" w:val="clear"/>
             <w:tcMar>
               <w:top w:type="dxa" w:w="60"/>
@@ -454,7 +454,7 @@
       <w:tr>
         <w:tc>
           <w:tcPr>
-            <w:tcW w:type="dxa" w:w="2760"/>
+            <w:tcW w:type="dxa" w:w="2607"/>
             <w:shd w:fill="FFFFFF" w:val="clear"/>
             <w:tcMar>
               <w:top w:type="dxa" w:w="60"/>
@@ -481,7 +481,7 @@
         </w:tc>
         <w:tc>
           <w:tcPr>
-            <w:tcW w:type="dxa" w:w="2229"/>
+            <w:tcW w:type="dxa" w:w="2106"/>
             <w:shd w:fill="FFFFFF" w:val="clear"/>
             <w:tcMar>
               <w:top w:type="dxa" w:w="60"/>
@@ -507,7 +507,7 @@
         </w:tc>
         <w:tc>
           <w:tcPr>
-            <w:tcW w:type="dxa" w:w="4037"/>
+            <w:tcW w:type="dxa" w:w="4313"/>
             <w:shd w:fill="FFFFFF" w:val="clear"/>
             <w:tcMar>
               <w:top w:type="dxa" w:w="60"/>
@@ -535,7 +535,7 @@
       <w:tr>
         <w:tc>
           <w:tcPr>
-            <w:tcW w:type="dxa" w:w="2760"/>
+            <w:tcW w:type="dxa" w:w="2607"/>
             <w:shd w:fill="FFFFFF" w:val="clear"/>
             <w:tcMar>
               <w:top w:type="dxa" w:w="60"/>
@@ -562,7 +562,7 @@
         </w:tc>
         <w:tc>
           <w:tcPr>
-            <w:tcW w:type="dxa" w:w="2229"/>
+            <w:tcW w:type="dxa" w:w="2106"/>
             <w:shd w:fill="FFFFFF" w:val="clear"/>
             <w:tcMar>
               <w:top w:type="dxa" w:w="60"/>
@@ -588,7 +588,7 @@
         </w:tc>
         <w:tc>
           <w:tcPr>
-            <w:tcW w:type="dxa" w:w="4037"/>
+            <w:tcW w:type="dxa" w:w="4313"/>
             <w:shd w:fill="FFFFFF" w:val="clear"/>
             <w:tcMar>
               <w:top w:type="dxa" w:w="60"/>
@@ -616,7 +616,7 @@
       <w:tr>
         <w:tc>
           <w:tcPr>
-            <w:tcW w:type="dxa" w:w="2760"/>
+            <w:tcW w:type="dxa" w:w="2607"/>
             <w:shd w:fill="FFFFFF" w:val="clear"/>
             <w:tcMar>
               <w:top w:type="dxa" w:w="60"/>
@@ -643,7 +643,7 @@
         </w:tc>
         <w:tc>
           <w:tcPr>
-            <w:tcW w:type="dxa" w:w="2229"/>
+            <w:tcW w:type="dxa" w:w="2106"/>
             <w:shd w:fill="FFFFFF" w:val="clear"/>
             <w:tcMar>
               <w:top w:type="dxa" w:w="60"/>
@@ -669,7 +669,7 @@
         </w:tc>
         <w:tc>
           <w:tcPr>
-            <w:tcW w:type="dxa" w:w="4037"/>
+            <w:tcW w:type="dxa" w:w="4313"/>
             <w:shd w:fill="FFFFFF" w:val="clear"/>
             <w:tcMar>
               <w:top w:type="dxa" w:w="60"/>
@@ -697,7 +697,7 @@
       <w:tr>
         <w:tc>
           <w:tcPr>
-            <w:tcW w:type="dxa" w:w="2760"/>
+            <w:tcW w:type="dxa" w:w="2607"/>
             <w:shd w:fill="FFFFFF" w:val="clear"/>
             <w:tcMar>
               <w:top w:type="dxa" w:w="60"/>
@@ -724,7 +724,7 @@
         </w:tc>
         <w:tc>
           <w:tcPr>
-            <w:tcW w:type="dxa" w:w="2229"/>
+            <w:tcW w:type="dxa" w:w="2106"/>
             <w:shd w:fill="FFFFFF" w:val="clear"/>
             <w:tcMar>
               <w:top w:type="dxa" w:w="60"/>
@@ -750,7 +750,7 @@
         </w:tc>
         <w:tc>
           <w:tcPr>
-            <w:tcW w:type="dxa" w:w="4037"/>
+            <w:tcW w:type="dxa" w:w="4313"/>
             <w:shd w:fill="FFFFFF" w:val="clear"/>
             <w:tcMar>
               <w:top w:type="dxa" w:w="60"/>
@@ -775,6 +775,87 @@
           </w:p>
         </w:tc>
       </w:tr>
+      <w:tr>
+        <w:tc>
+          <w:tcPr>
+            <w:tcW w:type="dxa" w:w="2607"/>
+            <w:shd w:fill="FFFFFF" w:val="clear"/>
+            <w:tcMar>
+              <w:top w:type="dxa" w:w="60"/>
+              <w:left w:type="dxa" w:w="110"/>
+              <w:bottom w:type="dxa" w:w="60"/>
+              <w:right w:type="dxa" w:w="110"/>
+            </w:tcMar>
+          </w:tcPr>
+          <w:p>
+            <w:pPr>
+              <w:spacing w:after="0" w:before="0"/>
+            </w:pPr>
+            <w:r>
+              <w:rPr>
+                <w:rFonts w:ascii="Consolas" w:cs="Consolas" w:eastAsia="Consolas" w:hAnsi="Consolas"/>
+                <w:color w:val="2A4258"/>
+                <w:sz w:val="16"/>
+                <w:szCs w:val="16"/>
+                <w:shd w:fill="F2F0EA" w:val="clear"/>
+              </w:rPr>
+              <w:t xml:space="preserve">OPEN_VARIATION_FILE_URL</w:t>
+            </w:r>
+          </w:p>
+        </w:tc>
+        <w:tc>
+          <w:tcPr>
+            <w:tcW w:type="dxa" w:w="2106"/>
+            <w:shd w:fill="FFFFFF" w:val="clear"/>
+            <w:tcMar>
+              <w:top w:type="dxa" w:w="60"/>
+              <w:left w:type="dxa" w:w="110"/>
+              <w:bottom w:type="dxa" w:w="60"/>
+              <w:right w:type="dxa" w:w="110"/>
+            </w:tcMar>
+          </w:tcPr>
+          <w:p>
+            <w:pPr>
+              <w:spacing w:after="0" w:before="0"/>
+            </w:pPr>
+            <w:r>
+              <w:rPr>
+                <w:rFonts w:ascii="Arial" w:cs="Arial" w:eastAsia="Arial" w:hAnsi="Arial"/>
+                <w:color w:val="1C2B3A"/>
+                <w:sz w:val="18"/>
+                <w:szCs w:val="18"/>
+              </w:rPr>
+              <w:t xml:space="preserve">Open a variation file</w:t>
+            </w:r>
+          </w:p>
+        </w:tc>
+        <w:tc>
+          <w:tcPr>
+            <w:tcW w:type="dxa" w:w="4313"/>
+            <w:shd w:fill="FFFFFF" w:val="clear"/>
+            <w:tcMar>
+              <w:top w:type="dxa" w:w="60"/>
+              <w:left w:type="dxa" w:w="110"/>
+              <w:bottom w:type="dxa" w:w="60"/>
+              <w:right w:type="dxa" w:w="110"/>
+            </w:tcMar>
+          </w:tcPr>
+          <w:p>
+            <w:pPr>
+              <w:spacing w:after="0" w:before="0"/>
+            </w:pPr>
+            <w:r>
+              <w:rPr>
+                <w:rFonts w:ascii="Arial" w:cs="Arial" w:eastAsia="Arial" w:hAnsi="Arial"/>
+                <w:color w:val="1C2B3A"/>
+                <w:sz w:val="18"/>
+                <w:szCs w:val="18"/>
+              </w:rPr>
+              <w:t xml:space="preserve">Optional; reads a saved variation file back</w:t>
+            </w:r>
+          </w:p>
+        </w:tc>
+      </w:tr>
     </w:tbl>
     <w:p>
       <w:pPr>
@@ -1729,7 +1810,7 @@
       </w:r>
     </w:p>
     <w:sectPr>
-      <w:footerReference w:type="default" r:id="rId7"/>
+      <w:footerReference w:type="default" r:id="rId6"/>
       <w:pgSz w:w="11906" w:h="16838" w:orient="portrait"/>
       <w:pgMar w:top="1440" w:right="1440" w:bottom="1440" w:left="1440" w:header="708" w:footer="708" w:gutter="0"/>
       <w:pgNumType/>
@@ -1737,10 +1818,6 @@
     </w:sectPr>
   </w:body>
 </w:document>
-</file>
-
-<file path=word/comments.xml><?xml version="1.0" encoding="utf-8"?>
-<w:comments xmlns:cx="http://schemas.microsoft.com/office/drawing/2014/chartex" xmlns:cx1="http://schemas.microsoft.com/office/drawing/2015/9/8/chartex" xmlns:cx2="http://schemas.microsoft.com/office/drawing/2015/10/21/chartex" xmlns:cx3="http://schemas.microsoft.com/office/drawing/2016/5/9/chartex" xmlns:cx4="http://schemas.microsoft.com/office/drawing/2016/5/10/chartex" xmlns:cx5="http://schemas.microsoft.com/office/drawing/2016/5/11/chartex" xmlns:cx6="http://schemas.microsoft.com/office/drawing/2016/5/12/chartex" xmlns:cx7="http://schemas.microsoft.com/office/drawing/2016/5/13/chartex" xmlns:cx8="http://schemas.microsoft.com/office/drawing/2016/5/14/chartex" xmlns:mc="http://schemas.openxmlformats.org/markup-compatibility/2006" xmlns:aink="http://schemas.microsoft.com/office/drawing/2016/ink" xmlns:am3d="http://schemas.microsoft.com/office/drawing/2017/model3d" xmlns:o="urn:schemas-microsoft-com:office:office" xmlns:r="http://schemas.openxmlformats.org/officeDocument/2006/relationships" xmlns:m="http://schemas.openxmlformats.org/officeDocument/2006/math" xmlns:v="urn:schemas-microsoft-com:vml" xmlns:wp14="http://schemas.microsoft.com/office/word/2010/wordprocessingDrawing" xmlns:wp="http://schemas.openxmlformats.org/drawingml/2006/wordprocessingDrawing" xmlns:w10="urn:schemas-microsoft-com:office:word" xmlns:w="http://schemas.openxmlformats.org/wordprocessingml/2006/main" xmlns:w14="http://schemas.microsoft.com/office/word/2010/wordml" xmlns:w15="http://schemas.microsoft.com/office/word/2012/wordml" xmlns:w16cex="http://schemas.microsoft.com/office/word/2018/wordml/cex" xmlns:w16cid="http://schemas.microsoft.com/office/word/2016/wordml/cid" xmlns:w16="http://schemas.microsoft.com/office/word/2018/wordml" xmlns:w16sdtdh="http://schemas.microsoft.com/office/word/2020/wordml/sdtdatahash" xmlns:w16se="http://schemas.microsoft.com/office/word/2015/wordml/symex" xmlns:wpg="http://schemas.microsoft.com/office/word/2010/wordprocessingGroup" xmlns:wpi="http://schemas.microsoft.com/office/word/2010/wordprocessingInk" xmlns:wne="http://schemas.microsoft.com/office/word/2006/wordml" xmlns:wps="http://schemas.microsoft.com/office/word/2010/wordprocessingShape"/>
 </file>
 
 <file path=word/endnotes.xml><?xml version="1.0" encoding="utf-8"?>
@@ -1794,14 +1871,86 @@
         <w:szCs w:val="16"/>
       </w:rPr>
       <w:t xml:space="preserve">6 - Keeping the Flow URLs on the Server    |    Page </w:t>
+    </w:r>
+    <w:r>
+      <w:rPr>
+        <w:rFonts w:ascii="Arial" w:cs="Arial" w:eastAsia="Arial" w:hAnsi="Arial"/>
+        <w:color w:val="6B6459"/>
+        <w:sz w:val="16"/>
+        <w:szCs w:val="16"/>
+      </w:rPr>
       <w:fldChar w:fldCharType="begin"/>
+    </w:r>
+    <w:r>
+      <w:rPr>
+        <w:rFonts w:ascii="Arial" w:cs="Arial" w:eastAsia="Arial" w:hAnsi="Arial"/>
+        <w:color w:val="6B6459"/>
+        <w:sz w:val="16"/>
+        <w:szCs w:val="16"/>
+      </w:rPr>
       <w:instrText xml:space="preserve">PAGE</w:instrText>
+    </w:r>
+    <w:r>
+      <w:rPr>
+        <w:rFonts w:ascii="Arial" w:cs="Arial" w:eastAsia="Arial" w:hAnsi="Arial"/>
+        <w:color w:val="6B6459"/>
+        <w:sz w:val="16"/>
+        <w:szCs w:val="16"/>
+      </w:rPr>
       <w:fldChar w:fldCharType="separate"/>
+    </w:r>
+    <w:r>
+      <w:rPr>
+        <w:rFonts w:ascii="Arial" w:cs="Arial" w:eastAsia="Arial" w:hAnsi="Arial"/>
+        <w:color w:val="6B6459"/>
+        <w:sz w:val="16"/>
+        <w:szCs w:val="16"/>
+      </w:rPr>
       <w:fldChar w:fldCharType="end"/>
+    </w:r>
+    <w:r>
+      <w:rPr>
+        <w:rFonts w:ascii="Arial" w:cs="Arial" w:eastAsia="Arial" w:hAnsi="Arial"/>
+        <w:color w:val="6B6459"/>
+        <w:sz w:val="16"/>
+        <w:szCs w:val="16"/>
+      </w:rPr>
       <w:t xml:space="preserve"> of </w:t>
+    </w:r>
+    <w:r>
+      <w:rPr>
+        <w:rFonts w:ascii="Arial" w:cs="Arial" w:eastAsia="Arial" w:hAnsi="Arial"/>
+        <w:color w:val="6B6459"/>
+        <w:sz w:val="16"/>
+        <w:szCs w:val="16"/>
+      </w:rPr>
       <w:fldChar w:fldCharType="begin"/>
+    </w:r>
+    <w:r>
+      <w:rPr>
+        <w:rFonts w:ascii="Arial" w:cs="Arial" w:eastAsia="Arial" w:hAnsi="Arial"/>
+        <w:color w:val="6B6459"/>
+        <w:sz w:val="16"/>
+        <w:szCs w:val="16"/>
+      </w:rPr>
       <w:instrText xml:space="preserve">NUMPAGES</w:instrText>
+    </w:r>
+    <w:r>
+      <w:rPr>
+        <w:rFonts w:ascii="Arial" w:cs="Arial" w:eastAsia="Arial" w:hAnsi="Arial"/>
+        <w:color w:val="6B6459"/>
+        <w:sz w:val="16"/>
+        <w:szCs w:val="16"/>
+      </w:rPr>
       <w:fldChar w:fldCharType="separate"/>
+    </w:r>
+    <w:r>
+      <w:rPr>
+        <w:rFonts w:ascii="Arial" w:cs="Arial" w:eastAsia="Arial" w:hAnsi="Arial"/>
+        <w:color w:val="6B6459"/>
+        <w:sz w:val="16"/>
+        <w:szCs w:val="16"/>
+      </w:rPr>
       <w:fldChar w:fldCharType="end"/>
     </w:r>
   </w:p>
@@ -1849,7 +1998,7 @@
 <w:numbering xmlns:wpc="http://schemas.microsoft.com/office/word/2010/wordprocessingCanvas" xmlns:mc="http://schemas.openxmlformats.org/markup-compatibility/2006" xmlns:o="urn:schemas-microsoft-com:office:office" xmlns:r="http://schemas.openxmlformats.org/officeDocument/2006/relationships" xmlns:m="http://schemas.openxmlformats.org/officeDocument/2006/math" xmlns:v="urn:schemas-microsoft-com:vml" xmlns:wp14="http://schemas.microsoft.com/office/word/2010/wordprocessingDrawing" xmlns:wp="http://schemas.openxmlformats.org/drawingml/2006/wordprocessingDrawing" xmlns:w10="urn:schemas-microsoft-com:office:word" xmlns:w="http://schemas.openxmlformats.org/wordprocessingml/2006/main" xmlns:w14="http://schemas.microsoft.com/office/word/2010/wordml" xmlns:w15="http://schemas.microsoft.com/office/word/2012/wordml" xmlns:wpg="http://schemas.microsoft.com/office/word/2010/wordprocessingGroup" xmlns:wpi="http://schemas.microsoft.com/office/word/2010/wordprocessingInk" xmlns:wne="http://schemas.microsoft.com/office/word/2006/wordml" xmlns:wps="http://schemas.microsoft.com/office/word/2010/wordprocessingShape" mc:Ignorable="w14 w15 wp14">
   <w:abstractNum w:abstractNumId="1" w15:restartNumberingAfterBreak="0">
     <w:multiLevelType w:val="hybridMultilevel"/>
-    <w:lvl w:ilvl="0" w15:tentative="1">
+    <w:lvl w:ilvl="0" w:tentative="1">
       <w:start w:val="1"/>
       <w:numFmt w:val="bullet"/>
       <w:lvlText w:val="●"/>
@@ -1858,7 +2007,7 @@
         <w:ind w:left="720" w:hanging="360"/>
       </w:pPr>
     </w:lvl>
-    <w:lvl w:ilvl="1" w15:tentative="1">
+    <w:lvl w:ilvl="1" w:tentative="1">
       <w:start w:val="1"/>
       <w:numFmt w:val="bullet"/>
       <w:lvlText w:val="○"/>
@@ -1867,7 +2016,7 @@
         <w:ind w:left="1440" w:hanging="360"/>
       </w:pPr>
     </w:lvl>
-    <w:lvl w:ilvl="2" w15:tentative="1">
+    <w:lvl w:ilvl="2" w:tentative="1">
       <w:start w:val="1"/>
       <w:numFmt w:val="bullet"/>
       <w:lvlText w:val="■"/>
@@ -1876,7 +2025,7 @@
         <w:ind w:left="2160" w:hanging="360"/>
       </w:pPr>
     </w:lvl>
-    <w:lvl w:ilvl="3" w15:tentative="1">
+    <w:lvl w:ilvl="3" w:tentative="1">
       <w:start w:val="1"/>
       <w:numFmt w:val="bullet"/>
       <w:lvlText w:val="●"/>
@@ -1885,7 +2034,7 @@
         <w:ind w:left="2880" w:hanging="360"/>
       </w:pPr>
     </w:lvl>
-    <w:lvl w:ilvl="4" w15:tentative="1">
+    <w:lvl w:ilvl="4" w:tentative="1">
       <w:start w:val="1"/>
       <w:numFmt w:val="bullet"/>
       <w:lvlText w:val="○"/>
@@ -1894,7 +2043,7 @@
         <w:ind w:left="3600" w:hanging="360"/>
       </w:pPr>
     </w:lvl>
-    <w:lvl w:ilvl="5" w15:tentative="1">
+    <w:lvl w:ilvl="5" w:tentative="1">
       <w:start w:val="1"/>
       <w:numFmt w:val="bullet"/>
       <w:lvlText w:val="■"/>
@@ -1903,7 +2052,7 @@
         <w:ind w:left="4320" w:hanging="360"/>
       </w:pPr>
     </w:lvl>
-    <w:lvl w:ilvl="6" w15:tentative="1">
+    <w:lvl w:ilvl="6" w:tentative="1">
       <w:start w:val="1"/>
       <w:numFmt w:val="bullet"/>
       <w:lvlText w:val="●"/>
@@ -1912,7 +2061,7 @@
         <w:ind w:left="5040" w:hanging="360"/>
       </w:pPr>
     </w:lvl>
-    <w:lvl w:ilvl="7" w15:tentative="1">
+    <w:lvl w:ilvl="7" w:tentative="1">
       <w:start w:val="1"/>
       <w:numFmt w:val="bullet"/>
       <w:lvlText w:val="●"/>
@@ -1921,7 +2070,7 @@
         <w:ind w:left="5760" w:hanging="360"/>
       </w:pPr>
     </w:lvl>
-    <w:lvl w:ilvl="8" w15:tentative="1">
+    <w:lvl w:ilvl="8" w:tentative="1">
       <w:start w:val="1"/>
       <w:numFmt w:val="bullet"/>
       <w:lvlText w:val="●"/>
@@ -1933,29 +2082,29 @@
   </w:abstractNum>
   <w:abstractNum w:abstractNumId="2" w15:restartNumberingAfterBreak="0">
     <w:multiLevelType w:val="hybridMultilevel"/>
-    <w:lvl w:ilvl="0" w15:tentative="1">
+    <w:lvl w:ilvl="0" w:tentative="1">
       <w:start w:val="1"/>
       <w:numFmt w:val="bullet"/>
       <w:lvlText w:val="•"/>
-      <w:lvlJc w:val="start"/>
+      <w:lvlJc w:val="left"/>
       <w:pPr>
         <w:ind w:left="400" w:hanging="240"/>
       </w:pPr>
     </w:lvl>
-    <w:lvl w:ilvl="1" w15:tentative="1">
+    <w:lvl w:ilvl="1" w:tentative="1">
       <w:start w:val="1"/>
       <w:numFmt w:val="bullet"/>
       <w:lvlText w:val="◦"/>
-      <w:lvlJc w:val="start"/>
+      <w:lvlJc w:val="left"/>
       <w:pPr>
         <w:ind w:left="800" w:hanging="240"/>
       </w:pPr>
     </w:lvl>
-    <w:lvl w:ilvl="2" w15:tentative="1">
+    <w:lvl w:ilvl="2" w:tentative="1">
       <w:start w:val="1"/>
       <w:numFmt w:val="bullet"/>
       <w:lvlText w:val="▪"/>
-      <w:lvlJc w:val="start"/>
+      <w:lvlJc w:val="left"/>
       <w:pPr>
         <w:ind w:left="1200" w:hanging="240"/>
       </w:pPr>
@@ -1963,29 +2112,29 @@
   </w:abstractNum>
   <w:abstractNum w:abstractNumId="3" w15:restartNumberingAfterBreak="0">
     <w:multiLevelType w:val="hybridMultilevel"/>
-    <w:lvl w:ilvl="0" w15:tentative="1">
+    <w:lvl w:ilvl="0" w:tentative="1">
       <w:start w:val="1"/>
       <w:numFmt w:val="decimal"/>
       <w:lvlText w:val="%1."/>
-      <w:lvlJc w:val="start"/>
+      <w:lvlJc w:val="left"/>
       <w:pPr>
         <w:ind w:left="420" w:hanging="260"/>
       </w:pPr>
     </w:lvl>
-    <w:lvl w:ilvl="1" w15:tentative="1">
+    <w:lvl w:ilvl="1" w:tentative="1">
       <w:start w:val="1"/>
       <w:numFmt w:val="decimal"/>
       <w:lvlText w:val="%2."/>
-      <w:lvlJc w:val="start"/>
+      <w:lvlJc w:val="left"/>
       <w:pPr>
         <w:ind w:left="840" w:hanging="260"/>
       </w:pPr>
     </w:lvl>
-    <w:lvl w:ilvl="2" w15:tentative="1">
+    <w:lvl w:ilvl="2" w:tentative="1">
       <w:start w:val="1"/>
       <w:numFmt w:val="decimal"/>
       <w:lvlText w:val="%3."/>
-      <w:lvlJc w:val="start"/>
+      <w:lvlJc w:val="left"/>
       <w:pPr>
         <w:ind w:left="1260" w:hanging="260"/>
       </w:pPr>
@@ -2000,6 +2149,12 @@
   <w:num w:numId="2">
     <w:abstractNumId w:val="2"/>
     <w:lvlOverride w:ilvl="0">
+      <w:startOverride w:val="1"/>
+    </w:lvlOverride>
+    <w:lvlOverride w:ilvl="1">
+      <w:startOverride w:val="1"/>
+    </w:lvlOverride>
+    <w:lvlOverride w:ilvl="2">
       <w:startOverride w:val="1"/>
     </w:lvlOverride>
   </w:num>
@@ -2019,6 +2174,25 @@
     </w:rPrDefault>
     <w:pPrDefault/>
   </w:docDefaults>
+  <w:style w:type="paragraph" w:styleId="Normal" w:default="1">
+    <w:name w:val="Normal"/>
+    <w:qFormat/>
+  </w:style>
+  <w:style w:type="table" w:styleId="TableNormal" w:default="true">
+    <w:name w:val="Normal Table"/>
+    <w:uiPriority w:val="99"/>
+    <w:semiHidden/>
+    <w:unhideWhenUsed/>
+    <w:tblPr>
+      <w:tblInd w:type="dxa" w:w="0"/>
+      <w:tblCellMar>
+        <w:top w:type="dxa" w:w="0"/>
+        <w:left w:type="dxa" w:w="108"/>
+        <w:bottom w:type="dxa" w:w="0"/>
+        <w:right w:type="dxa" w:w="108"/>
+      </w:tblCellMar>
+    </w:tblPr>
+  </w:style>
   <w:style w:type="paragraph" w:styleId="Title">
     <w:name w:val="Title"/>
     <w:basedOn w:val="Normal"/>
@@ -2191,4 +2365,294 @@
     </w:rPr>
   </w:style>
 </w:styles>
+</file>
+
+<file path=word/theme/theme1.xml><?xml version="1.0" encoding="utf-8"?>
+<a:theme xmlns:a="http://schemas.openxmlformats.org/drawingml/2006/main" name="Office Theme">
+  <a:themeElements>
+    <a:clrScheme name="Office">
+      <a:dk1>
+        <a:sysClr val="windowText" lastClr="000000"/>
+      </a:dk1>
+      <a:lt1>
+        <a:sysClr val="window" lastClr="FFFFFF"/>
+      </a:lt1>
+      <a:dk2>
+        <a:srgbClr val="44546A"/>
+      </a:dk2>
+      <a:lt2>
+        <a:srgbClr val="E7E6E6"/>
+      </a:lt2>
+      <a:accent1>
+        <a:srgbClr val="4472C4"/>
+      </a:accent1>
+      <a:accent2>
+        <a:srgbClr val="ED7D31"/>
+      </a:accent2>
+      <a:accent3>
+        <a:srgbClr val="A5A5A5"/>
+      </a:accent3>
+      <a:accent4>
+        <a:srgbClr val="FFC000"/>
+      </a:accent4>
+      <a:accent5>
+        <a:srgbClr val="5B9BD5"/>
+      </a:accent5>
+      <a:accent6>
+        <a:srgbClr val="70AD47"/>
+      </a:accent6>
+      <a:hlink>
+        <a:srgbClr val="0563C1"/>
+      </a:hlink>
+      <a:folHlink>
+        <a:srgbClr val="954F72"/>
+      </a:folHlink>
+    </a:clrScheme>
+    <a:fontScheme name="Office">
+      <a:majorFont>
+        <a:latin typeface="Calibri Light" panose="020F0302020204030204"/>
+        <a:ea typeface=""/>
+        <a:cs typeface=""/>
+        <a:font script="Jpan" typeface="游ゴシック Light"/>
+        <a:font script="Hang" typeface="맑은 고딕"/>
+        <a:font script="Hans" typeface="等线 Light"/>
+        <a:font script="Hant" typeface="新細明體"/>
+        <a:font script="Arab" typeface="Times New Roman"/>
+        <a:font script="Hebr" typeface="Times New Roman"/>
+        <a:font script="Thai" typeface="Angsana New"/>
+        <a:font script="Ethi" typeface="Nyala"/>
+        <a:font script="Beng" typeface="Vrinda"/>
+        <a:font script="Gujr" typeface="Shruti"/>
+        <a:font script="Khmr" typeface="MoolBoran"/>
+        <a:font script="Knda" typeface="Tunga"/>
+        <a:font script="Guru" typeface="Raavi"/>
+        <a:font script="Cans" typeface="Euphemia"/>
+        <a:font script="Cher" typeface="Plantagenet Cherokee"/>
+        <a:font script="Yiii" typeface="Microsoft Yi Baiti"/>
+        <a:font script="Tibt" typeface="Microsoft Himalaya"/>
+        <a:font script="Thaa" typeface="MV Boli"/>
+        <a:font script="Deva" typeface="Mangal"/>
+        <a:font script="Telu" typeface="Gautami"/>
+        <a:font script="Taml" typeface="Latha"/>
+        <a:font script="Syrc" typeface="Estrangelo Edessa"/>
+        <a:font script="Orya" typeface="Kalinga"/>
+        <a:font script="Mlym" typeface="Kartika"/>
+        <a:font script="Laoo" typeface="DokChampa"/>
+        <a:font script="Sinh" typeface="Iskoola Pota"/>
+        <a:font script="Mong" typeface="Mongolian Baiti"/>
+        <a:font script="Viet" typeface="Times New Roman"/>
+        <a:font script="Uigh" typeface="Microsoft Uighur"/>
+        <a:font script="Geor" typeface="Sylfaen"/>
+        <a:font script="Armn" typeface="Arial"/>
+        <a:font script="Bugi" typeface="Leelawadee UI"/>
+        <a:font script="Bopo" typeface="Microsoft JhengHei"/>
+        <a:font script="Java" typeface="Javanese Text"/>
+        <a:font script="Lisu" typeface="Segoe UI"/>
+        <a:font script="Mymr" typeface="Myanmar Text"/>
+        <a:font script="Nkoo" typeface="Ebrima"/>
+        <a:font script="Olck" typeface="Nirmala UI"/>
+        <a:font script="Osma" typeface="Ebrima"/>
+        <a:font script="Phag" typeface="Phagspa"/>
+        <a:font script="Syrn" typeface="Estrangelo Edessa"/>
+        <a:font script="Syrj" typeface="Estrangelo Edessa"/>
+        <a:font script="Syre" typeface="Estrangelo Edessa"/>
+        <a:font script="Sora" typeface="Nirmala UI"/>
+        <a:font script="Tale" typeface="Microsoft Tai Le"/>
+        <a:font script="Talu" typeface="Microsoft New Tai Lue"/>
+        <a:font script="Tfng" typeface="Ebrima"/>
+      </a:majorFont>
+      <a:minorFont>
+        <a:latin typeface="Calibri" panose="020F0502020204030204"/>
+        <a:ea typeface=""/>
+        <a:cs typeface=""/>
+        <a:font script="Jpan" typeface="游明朝"/>
+        <a:font script="Hang" typeface="맑은 고딕"/>
+        <a:font script="Hans" typeface="等线"/>
+        <a:font script="Hant" typeface="新細明體"/>
+        <a:font script="Arab" typeface="Arial"/>
+        <a:font script="Hebr" typeface="Arial"/>
+        <a:font script="Thai" typeface="Cordia New"/>
+        <a:font script="Ethi" typeface="Nyala"/>
+        <a:font script="Beng" typeface="Vrinda"/>
+        <a:font script="Gujr" typeface="Shruti"/>
+        <a:font script="Khmr" typeface="DaunPenh"/>
+        <a:font script="Knda" typeface="Tunga"/>
+        <a:font script="Guru" typeface="Raavi"/>
+        <a:font script="Cans" typeface="Euphemia"/>
+        <a:font script="Cher" typeface="Plantagenet Cherokee"/>
+        <a:font script="Yiii" typeface="Microsoft Yi Baiti"/>
+        <a:font script="Tibt" typeface="Microsoft Himalaya"/>
+        <a:font script="Thaa" typeface="MV Boli"/>
+        <a:font script="Deva" typeface="Mangal"/>
+        <a:font script="Telu" typeface="Gautami"/>
+        <a:font script="Taml" typeface="Latha"/>
+        <a:font script="Syrc" typeface="Estrangelo Edessa"/>
+        <a:font script="Orya" typeface="Kalinga"/>
+        <a:font script="Mlym" typeface="Kartika"/>
+        <a:font script="Laoo" typeface="DokChampa"/>
+        <a:font script="Sinh" typeface="Iskoola Pota"/>
+        <a:font script="Mong" typeface="Mongolian Baiti"/>
+        <a:font script="Viet" typeface="Arial"/>
+        <a:font script="Uigh" typeface="Microsoft Uighur"/>
+        <a:font script="Geor" typeface="Sylfaen"/>
+        <a:font script="Armn" typeface="Arial"/>
+        <a:font script="Bugi" typeface="Leelawadee UI"/>
+        <a:font script="Bopo" typeface="Microsoft JhengHei"/>
+        <a:font script="Java" typeface="Javanese Text"/>
+        <a:font script="Lisu" typeface="Segoe UI"/>
+        <a:font script="Mymr" typeface="Myanmar Text"/>
+        <a:font script="Nkoo" typeface="Ebrima"/>
+        <a:font script="Olck" typeface="Nirmala UI"/>
+        <a:font script="Osma" typeface="Ebrima"/>
+        <a:font script="Phag" typeface="Phagspa"/>
+        <a:font script="Syrn" typeface="Estrangelo Edessa"/>
+        <a:font script="Syrj" typeface="Estrangelo Edessa"/>
+        <a:font script="Syre" typeface="Estrangelo Edessa"/>
+        <a:font script="Sora" typeface="Nirmala UI"/>
+        <a:font script="Tale" typeface="Microsoft Tai Le"/>
+        <a:font script="Talu" typeface="Microsoft New Tai Lue"/>
+        <a:font script="Tfng" typeface="Ebrima"/>
+      </a:minorFont>
+    </a:fontScheme>
+    <a:fmtScheme name="Office">
+      <a:fillStyleLst>
+        <a:solidFill>
+          <a:schemeClr val="phClr"/>
+        </a:solidFill>
+        <a:gradFill rotWithShape="true">
+          <a:gsLst>
+            <a:gs pos="0">
+              <a:schemeClr val="phClr">
+                <a:lumMod val="110000"/>
+                <a:satMod val="105000"/>
+                <a:tint val="67000"/>
+              </a:schemeClr>
+            </a:gs>
+            <a:gs pos="50000">
+              <a:schemeClr val="phClr">
+                <a:lumMod val="105000"/>
+                <a:satMod val="103000"/>
+                <a:tint val="73000"/>
+              </a:schemeClr>
+            </a:gs>
+            <a:gs pos="100000">
+              <a:schemeClr val="phClr">
+                <a:lumMod val="105000"/>
+                <a:satMod val="109000"/>
+                <a:tint val="81000"/>
+              </a:schemeClr>
+            </a:gs>
+          </a:gsLst>
+          <a:lin ang="5400000" scaled="false"/>
+        </a:gradFill>
+        <a:gradFill rotWithShape="true">
+          <a:gsLst>
+            <a:gs pos="0">
+              <a:schemeClr val="phClr">
+                <a:satMod val="103000"/>
+                <a:lumMod val="102000"/>
+                <a:tint val="94000"/>
+              </a:schemeClr>
+            </a:gs>
+            <a:gs pos="50000">
+              <a:schemeClr val="phClr">
+                <a:satMod val="110000"/>
+                <a:lumMod val="100000"/>
+                <a:shade val="100000"/>
+              </a:schemeClr>
+            </a:gs>
+            <a:gs pos="100000">
+              <a:schemeClr val="phClr">
+                <a:lumMod val="99000"/>
+                <a:satMod val="120000"/>
+                <a:shade val="78000"/>
+              </a:schemeClr>
+            </a:gs>
+          </a:gsLst>
+          <a:lin ang="5400000" scaled="false"/>
+        </a:gradFill>
+      </a:fillStyleLst>
+      <a:lnStyleLst>
+        <a:ln w="6350" cap="flat" cmpd="sng" algn="ctr">
+          <a:solidFill>
+            <a:schemeClr val="phClr"/>
+          </a:solidFill>
+          <a:prstDash val="solid"/>
+          <a:miter lim="800000"/>
+        </a:ln>
+        <a:ln w="12700" cap="flat" cmpd="sng" algn="ctr">
+          <a:solidFill>
+            <a:schemeClr val="phClr"/>
+          </a:solidFill>
+          <a:prstDash val="solid"/>
+          <a:miter lim="800000"/>
+        </a:ln>
+        <a:ln w="19050" cap="flat" cmpd="sng" algn="ctr">
+          <a:solidFill>
+            <a:schemeClr val="phClr"/>
+          </a:solidFill>
+          <a:prstDash val="solid"/>
+          <a:miter lim="800000"/>
+        </a:ln>
+      </a:lnStyleLst>
+      <a:effectStyleLst>
+        <a:effectStyle>
+          <a:effectLst/>
+        </a:effectStyle>
+        <a:effectStyle>
+          <a:effectLst/>
+        </a:effectStyle>
+        <a:effectStyle>
+          <a:effectLst>
+            <a:outerShdw blurRad="57150" dist="19050" dir="5400000" algn="ctr" rotWithShape="false">
+              <a:srgbClr val="000000">
+                <a:alpha val="63000"/>
+              </a:srgbClr>
+            </a:outerShdw>
+          </a:effectLst>
+        </a:effectStyle>
+      </a:effectStyleLst>
+      <a:bgFillStyleLst>
+        <a:solidFill>
+          <a:schemeClr val="phClr"/>
+        </a:solidFill>
+        <a:solidFill>
+          <a:schemeClr val="phClr">
+            <a:tint val="95000"/>
+            <a:satMod val="170000"/>
+          </a:schemeClr>
+        </a:solidFill>
+        <a:gradFill rotWithShape="true">
+          <a:gsLst>
+            <a:gs pos="0">
+              <a:schemeClr val="phClr">
+                <a:tint val="93000"/>
+                <a:satMod val="150000"/>
+                <a:shade val="98000"/>
+                <a:lumMod val="102000"/>
+              </a:schemeClr>
+            </a:gs>
+            <a:gs pos="50000">
+              <a:schemeClr val="phClr">
+                <a:tint val="98000"/>
+                <a:satMod val="130000"/>
+                <a:shade val="90000"/>
+                <a:lumMod val="103000"/>
+              </a:schemeClr>
+            </a:gs>
+            <a:gs pos="100000">
+              <a:schemeClr val="phClr">
+                <a:shade val="63000"/>
+                <a:satMod val="120000"/>
+              </a:schemeClr>
+            </a:gs>
+          </a:gsLst>
+          <a:lin ang="5400000" scaled="false"/>
+        </a:gradFill>
+      </a:bgFillStyleLst>
+    </a:fmtScheme>
+  </a:themeElements>
+  <a:objectDefaults/>
+  <a:extraClrSchemeLst/>
+</a:theme>
 </file>
--- a/docs/word/6 - Keeping the Flow URLs on the Server.docx
+++ b/docs/word/6 - Keeping the Flow URLs on the Server.docx
@@ -277,9 +277,9 @@
         </w:tblBorders>
       </w:tblPr>
       <w:tblGrid>
-        <w:gridCol w:w="2607"/>
-        <w:gridCol w:w="2106"/>
-        <w:gridCol w:w="4313"/>
+        <w:gridCol w:w="2370"/>
+        <w:gridCol w:w="1914"/>
+        <w:gridCol w:w="4742"/>
       </w:tblGrid>
       <w:tr>
         <w:trPr>
@@ -287,7 +287,7 @@
         </w:trPr>
         <w:tc>
           <w:tcPr>
-            <w:tcW w:type="dxa" w:w="2607"/>
+            <w:tcW w:type="dxa" w:w="2370"/>
             <w:shd w:fill="4C5C6D" w:val="clear"/>
             <w:tcMar>
               <w:top w:type="dxa" w:w="60"/>
@@ -315,7 +315,7 @@
         </w:tc>
         <w:tc>
           <w:tcPr>
-            <w:tcW w:type="dxa" w:w="2106"/>
+            <w:tcW w:type="dxa" w:w="1914"/>
             <w:shd w:fill="4C5C6D" w:val="clear"/>
             <w:tcMar>
               <w:top w:type="dxa" w:w="60"/>
@@ -343,7 +343,7 @@
         </w:tc>
         <w:tc>
           <w:tcPr>
-            <w:tcW w:type="dxa" w:w="4313"/>
+            <w:tcW w:type="dxa" w:w="4742"/>
             <w:shd w:fill="4C5C6D" w:val="clear"/>
             <w:tcMar>
               <w:top w:type="dxa" w:w="60"/>
@@ -373,7 +373,7 @@
       <w:tr>
         <w:tc>
           <w:tcPr>
-            <w:tcW w:type="dxa" w:w="2607"/>
+            <w:tcW w:type="dxa" w:w="2370"/>
             <w:shd w:fill="FFFFFF" w:val="clear"/>
             <w:tcMar>
               <w:top w:type="dxa" w:w="60"/>
@@ -400,7 +400,7 @@
         </w:tc>
         <w:tc>
           <w:tcPr>
-            <w:tcW w:type="dxa" w:w="2106"/>
+            <w:tcW w:type="dxa" w:w="1914"/>
             <w:shd w:fill="FFFFFF" w:val="clear"/>
             <w:tcMar>
               <w:top w:type="dxa" w:w="60"/>
@@ -426,7 +426,7 @@
         </w:tc>
         <w:tc>
           <w:tcPr>
-            <w:tcW w:type="dxa" w:w="4313"/>
+            <w:tcW w:type="dxa" w:w="4742"/>
             <w:shd w:fill="FFFFFF" w:val="clear"/>
             <w:tcMar>
               <w:top w:type="dxa" w:w="60"/>
@@ -454,7 +454,7 @@
       <w:tr>
         <w:tc>
           <w:tcPr>
-            <w:tcW w:type="dxa" w:w="2607"/>
+            <w:tcW w:type="dxa" w:w="2370"/>
             <w:shd w:fill="FFFFFF" w:val="clear"/>
             <w:tcMar>
               <w:top w:type="dxa" w:w="60"/>
@@ -481,7 +481,7 @@
         </w:tc>
         <w:tc>
           <w:tcPr>
-            <w:tcW w:type="dxa" w:w="2106"/>
+            <w:tcW w:type="dxa" w:w="1914"/>
             <w:shd w:fill="FFFFFF" w:val="clear"/>
             <w:tcMar>
               <w:top w:type="dxa" w:w="60"/>
@@ -507,7 +507,7 @@
         </w:tc>
         <w:tc>
           <w:tcPr>
-            <w:tcW w:type="dxa" w:w="4313"/>
+            <w:tcW w:type="dxa" w:w="4742"/>
             <w:shd w:fill="FFFFFF" w:val="clear"/>
             <w:tcMar>
               <w:top w:type="dxa" w:w="60"/>
@@ -535,7 +535,7 @@
       <w:tr>
         <w:tc>
           <w:tcPr>
-            <w:tcW w:type="dxa" w:w="2607"/>
+            <w:tcW w:type="dxa" w:w="2370"/>
             <w:shd w:fill="FFFFFF" w:val="clear"/>
             <w:tcMar>
               <w:top w:type="dxa" w:w="60"/>
@@ -562,7 +562,7 @@
         </w:tc>
         <w:tc>
           <w:tcPr>
-            <w:tcW w:type="dxa" w:w="2106"/>
+            <w:tcW w:type="dxa" w:w="1914"/>
             <w:shd w:fill="FFFFFF" w:val="clear"/>
             <w:tcMar>
               <w:top w:type="dxa" w:w="60"/>
@@ -588,7 +588,7 @@
         </w:tc>
         <w:tc>
           <w:tcPr>
-            <w:tcW w:type="dxa" w:w="4313"/>
+            <w:tcW w:type="dxa" w:w="4742"/>
             <w:shd w:fill="FFFFFF" w:val="clear"/>
             <w:tcMar>
               <w:top w:type="dxa" w:w="60"/>
@@ -616,7 +616,7 @@
       <w:tr>
         <w:tc>
           <w:tcPr>
-            <w:tcW w:type="dxa" w:w="2607"/>
+            <w:tcW w:type="dxa" w:w="2370"/>
             <w:shd w:fill="FFFFFF" w:val="clear"/>
             <w:tcMar>
               <w:top w:type="dxa" w:w="60"/>
@@ -643,7 +643,7 @@
         </w:tc>
         <w:tc>
           <w:tcPr>
-            <w:tcW w:type="dxa" w:w="2106"/>
+            <w:tcW w:type="dxa" w:w="1914"/>
             <w:shd w:fill="FFFFFF" w:val="clear"/>
             <w:tcMar>
               <w:top w:type="dxa" w:w="60"/>
@@ -669,7 +669,7 @@
         </w:tc>
         <w:tc>
           <w:tcPr>
-            <w:tcW w:type="dxa" w:w="4313"/>
+            <w:tcW w:type="dxa" w:w="4742"/>
             <w:shd w:fill="FFFFFF" w:val="clear"/>
             <w:tcMar>
               <w:top w:type="dxa" w:w="60"/>
@@ -697,7 +697,7 @@
       <w:tr>
         <w:tc>
           <w:tcPr>
-            <w:tcW w:type="dxa" w:w="2607"/>
+            <w:tcW w:type="dxa" w:w="2370"/>
             <w:shd w:fill="FFFFFF" w:val="clear"/>
             <w:tcMar>
               <w:top w:type="dxa" w:w="60"/>
@@ -724,7 +724,7 @@
         </w:tc>
         <w:tc>
           <w:tcPr>
-            <w:tcW w:type="dxa" w:w="2106"/>
+            <w:tcW w:type="dxa" w:w="1914"/>
             <w:shd w:fill="FFFFFF" w:val="clear"/>
             <w:tcMar>
               <w:top w:type="dxa" w:w="60"/>
@@ -750,7 +750,7 @@
         </w:tc>
         <w:tc>
           <w:tcPr>
-            <w:tcW w:type="dxa" w:w="4313"/>
+            <w:tcW w:type="dxa" w:w="4742"/>
             <w:shd w:fill="FFFFFF" w:val="clear"/>
             <w:tcMar>
               <w:top w:type="dxa" w:w="60"/>
@@ -778,7 +778,7 @@
       <w:tr>
         <w:tc>
           <w:tcPr>
-            <w:tcW w:type="dxa" w:w="2607"/>
+            <w:tcW w:type="dxa" w:w="2370"/>
             <w:shd w:fill="FFFFFF" w:val="clear"/>
             <w:tcMar>
               <w:top w:type="dxa" w:w="60"/>
@@ -805,7 +805,7 @@
         </w:tc>
         <w:tc>
           <w:tcPr>
-            <w:tcW w:type="dxa" w:w="2106"/>
+            <w:tcW w:type="dxa" w:w="1914"/>
             <w:shd w:fill="FFFFFF" w:val="clear"/>
             <w:tcMar>
               <w:top w:type="dxa" w:w="60"/>
@@ -831,7 +831,7 @@
         </w:tc>
         <w:tc>
           <w:tcPr>
-            <w:tcW w:type="dxa" w:w="4313"/>
+            <w:tcW w:type="dxa" w:w="4742"/>
             <w:shd w:fill="FFFFFF" w:val="clear"/>
             <w:tcMar>
               <w:top w:type="dxa" w:w="60"/>
@@ -852,6 +852,87 @@
                 <w:szCs w:val="18"/>
               </w:rPr>
               <w:t xml:space="preserve">Optional; reads a saved variation file back</w:t>
+            </w:r>
+          </w:p>
+        </w:tc>
+      </w:tr>
+      <w:tr>
+        <w:tc>
+          <w:tcPr>
+            <w:tcW w:type="dxa" w:w="2370"/>
+            <w:shd w:fill="FFFFFF" w:val="clear"/>
+            <w:tcMar>
+              <w:top w:type="dxa" w:w="60"/>
+              <w:left w:type="dxa" w:w="110"/>
+              <w:bottom w:type="dxa" w:w="60"/>
+              <w:right w:type="dxa" w:w="110"/>
+            </w:tcMar>
+          </w:tcPr>
+          <w:p>
+            <w:pPr>
+              <w:spacing w:after="0" w:before="0"/>
+            </w:pPr>
+            <w:r>
+              <w:rPr>
+                <w:rFonts w:ascii="Consolas" w:cs="Consolas" w:eastAsia="Consolas" w:hAnsi="Consolas"/>
+                <w:color w:val="2A4258"/>
+                <w:sz w:val="16"/>
+                <w:szCs w:val="16"/>
+                <w:shd w:fill="F2F0EA" w:val="clear"/>
+              </w:rPr>
+              <w:t xml:space="preserve">GET_AGREED_RATES_URL</w:t>
+            </w:r>
+          </w:p>
+        </w:tc>
+        <w:tc>
+          <w:tcPr>
+            <w:tcW w:type="dxa" w:w="1914"/>
+            <w:shd w:fill="FFFFFF" w:val="clear"/>
+            <w:tcMar>
+              <w:top w:type="dxa" w:w="60"/>
+              <w:left w:type="dxa" w:w="110"/>
+              <w:bottom w:type="dxa" w:w="60"/>
+              <w:right w:type="dxa" w:w="110"/>
+            </w:tcMar>
+          </w:tcPr>
+          <w:p>
+            <w:pPr>
+              <w:spacing w:after="0" w:before="0"/>
+            </w:pPr>
+            <w:r>
+              <w:rPr>
+                <w:rFonts w:ascii="Arial" w:cs="Arial" w:eastAsia="Arial" w:hAnsi="Arial"/>
+                <w:color w:val="1C2B3A"/>
+                <w:sz w:val="18"/>
+                <w:szCs w:val="18"/>
+              </w:rPr>
+              <w:t xml:space="preserve">Get agreed rates</w:t>
+            </w:r>
+          </w:p>
+        </w:tc>
+        <w:tc>
+          <w:tcPr>
+            <w:tcW w:type="dxa" w:w="4742"/>
+            <w:shd w:fill="FFFFFF" w:val="clear"/>
+            <w:tcMar>
+              <w:top w:type="dxa" w:w="60"/>
+              <w:left w:type="dxa" w:w="110"/>
+              <w:bottom w:type="dxa" w:w="60"/>
+              <w:right w:type="dxa" w:w="110"/>
+            </w:tcMar>
+          </w:tcPr>
+          <w:p>
+            <w:pPr>
+              <w:spacing w:after="0" w:before="0"/>
+            </w:pPr>
+            <w:r>
+              <w:rPr>
+                <w:rFonts w:ascii="Arial" w:cs="Arial" w:eastAsia="Arial" w:hAnsi="Arial"/>
+                <w:color w:val="1C2B3A"/>
+                <w:sz w:val="18"/>
+                <w:szCs w:val="18"/>
+              </w:rPr>
+              <w:t xml:space="preserve">Optional; reads a project's agreed schedule of rates</w:t>
             </w:r>
           </w:p>
         </w:tc>

--- a/docs/word/6 - Keeping the Flow URLs on the Server.docx
+++ b/docs/word/6 - Keeping the Flow URLs on the Server.docx
@@ -277,9 +277,9 @@
         </w:tblBorders>
       </w:tblPr>
       <w:tblGrid>
-        <w:gridCol w:w="2370"/>
-        <w:gridCol w:w="1914"/>
-        <w:gridCol w:w="4742"/>
+        <w:gridCol w:w="2346"/>
+        <w:gridCol w:w="1895"/>
+        <w:gridCol w:w="4785"/>
       </w:tblGrid>
       <w:tr>
         <w:trPr>
@@ -287,7 +287,7 @@
         </w:trPr>
         <w:tc>
           <w:tcPr>
-            <w:tcW w:type="dxa" w:w="2370"/>
+            <w:tcW w:type="dxa" w:w="2346"/>
             <w:shd w:fill="4C5C6D" w:val="clear"/>
             <w:tcMar>
               <w:top w:type="dxa" w:w="60"/>
@@ -315,7 +315,7 @@
         </w:tc>
         <w:tc>
           <w:tcPr>
-            <w:tcW w:type="dxa" w:w="1914"/>
+            <w:tcW w:type="dxa" w:w="1895"/>
             <w:shd w:fill="4C5C6D" w:val="clear"/>
             <w:tcMar>
               <w:top w:type="dxa" w:w="60"/>
@@ -343,7 +343,7 @@
         </w:tc>
         <w:tc>
           <w:tcPr>
-            <w:tcW w:type="dxa" w:w="4742"/>
+            <w:tcW w:type="dxa" w:w="4785"/>
             <w:shd w:fill="4C5C6D" w:val="clear"/>
             <w:tcMar>
               <w:top w:type="dxa" w:w="60"/>
@@ -373,7 +373,7 @@
       <w:tr>
         <w:tc>
           <w:tcPr>
-            <w:tcW w:type="dxa" w:w="2370"/>
+            <w:tcW w:type="dxa" w:w="2346"/>
             <w:shd w:fill="FFFFFF" w:val="clear"/>
             <w:tcMar>
               <w:top w:type="dxa" w:w="60"/>
@@ -400,7 +400,7 @@
         </w:tc>
         <w:tc>
           <w:tcPr>
-            <w:tcW w:type="dxa" w:w="1914"/>
+            <w:tcW w:type="dxa" w:w="1895"/>
             <w:shd w:fill="FFFFFF" w:val="clear"/>
             <w:tcMar>
               <w:top w:type="dxa" w:w="60"/>
@@ -426,7 +426,7 @@
         </w:tc>
         <w:tc>
           <w:tcPr>
-            <w:tcW w:type="dxa" w:w="4742"/>
+            <w:tcW w:type="dxa" w:w="4785"/>
             <w:shd w:fill="FFFFFF" w:val="clear"/>
             <w:tcMar>
               <w:top w:type="dxa" w:w="60"/>
@@ -454,7 +454,7 @@
       <w:tr>
         <w:tc>
           <w:tcPr>
-            <w:tcW w:type="dxa" w:w="2370"/>
+            <w:tcW w:type="dxa" w:w="2346"/>
             <w:shd w:fill="FFFFFF" w:val="clear"/>
             <w:tcMar>
               <w:top w:type="dxa" w:w="60"/>
@@ -481,7 +481,7 @@
         </w:tc>
         <w:tc>
           <w:tcPr>
-            <w:tcW w:type="dxa" w:w="1914"/>
+            <w:tcW w:type="dxa" w:w="1895"/>
             <w:shd w:fill="FFFFFF" w:val="clear"/>
             <w:tcMar>
               <w:top w:type="dxa" w:w="60"/>
@@ -507,7 +507,7 @@
         </w:tc>
         <w:tc>
           <w:tcPr>
-            <w:tcW w:type="dxa" w:w="4742"/>
+            <w:tcW w:type="dxa" w:w="4785"/>
             <w:shd w:fill="FFFFFF" w:val="clear"/>
             <w:tcMar>
               <w:top w:type="dxa" w:w="60"/>
@@ -535,7 +535,7 @@
       <w:tr>
         <w:tc>
           <w:tcPr>
-            <w:tcW w:type="dxa" w:w="2370"/>
+            <w:tcW w:type="dxa" w:w="2346"/>
             <w:shd w:fill="FFFFFF" w:val="clear"/>
             <w:tcMar>
               <w:top w:type="dxa" w:w="60"/>
@@ -562,7 +562,7 @@
         </w:tc>
         <w:tc>
           <w:tcPr>
-            <w:tcW w:type="dxa" w:w="1914"/>
+            <w:tcW w:type="dxa" w:w="1895"/>
             <w:shd w:fill="FFFFFF" w:val="clear"/>
             <w:tcMar>
               <w:top w:type="dxa" w:w="60"/>
@@ -588,7 +588,7 @@
         </w:tc>
         <w:tc>
           <w:tcPr>
-            <w:tcW w:type="dxa" w:w="4742"/>
+            <w:tcW w:type="dxa" w:w="4785"/>
             <w:shd w:fill="FFFFFF" w:val="clear"/>
             <w:tcMar>
               <w:top w:type="dxa" w:w="60"/>
@@ -616,7 +616,7 @@
       <w:tr>
         <w:tc>
           <w:tcPr>
-            <w:tcW w:type="dxa" w:w="2370"/>
+            <w:tcW w:type="dxa" w:w="2346"/>
             <w:shd w:fill="FFFFFF" w:val="clear"/>
             <w:tcMar>
               <w:top w:type="dxa" w:w="60"/>
@@ -643,7 +643,7 @@
         </w:tc>
         <w:tc>
           <w:tcPr>
-            <w:tcW w:type="dxa" w:w="1914"/>
+            <w:tcW w:type="dxa" w:w="1895"/>
             <w:shd w:fill="FFFFFF" w:val="clear"/>
             <w:tcMar>
               <w:top w:type="dxa" w:w="60"/>
@@ -669,7 +669,7 @@
         </w:tc>
         <w:tc>
           <w:tcPr>
-            <w:tcW w:type="dxa" w:w="4742"/>
+            <w:tcW w:type="dxa" w:w="4785"/>
             <w:shd w:fill="FFFFFF" w:val="clear"/>
             <w:tcMar>
               <w:top w:type="dxa" w:w="60"/>
@@ -697,7 +697,7 @@
       <w:tr>
         <w:tc>
           <w:tcPr>
-            <w:tcW w:type="dxa" w:w="2370"/>
+            <w:tcW w:type="dxa" w:w="2346"/>
             <w:shd w:fill="FFFFFF" w:val="clear"/>
             <w:tcMar>
               <w:top w:type="dxa" w:w="60"/>
@@ -724,7 +724,7 @@
         </w:tc>
         <w:tc>
           <w:tcPr>
-            <w:tcW w:type="dxa" w:w="1914"/>
+            <w:tcW w:type="dxa" w:w="1895"/>
             <w:shd w:fill="FFFFFF" w:val="clear"/>
             <w:tcMar>
               <w:top w:type="dxa" w:w="60"/>
@@ -750,7 +750,7 @@
         </w:tc>
         <w:tc>
           <w:tcPr>
-            <w:tcW w:type="dxa" w:w="4742"/>
+            <w:tcW w:type="dxa" w:w="4785"/>
             <w:shd w:fill="FFFFFF" w:val="clear"/>
             <w:tcMar>
               <w:top w:type="dxa" w:w="60"/>
@@ -778,7 +778,7 @@
       <w:tr>
         <w:tc>
           <w:tcPr>
-            <w:tcW w:type="dxa" w:w="2370"/>
+            <w:tcW w:type="dxa" w:w="2346"/>
             <w:shd w:fill="FFFFFF" w:val="clear"/>
             <w:tcMar>
               <w:top w:type="dxa" w:w="60"/>
@@ -805,7 +805,7 @@
         </w:tc>
         <w:tc>
           <w:tcPr>
-            <w:tcW w:type="dxa" w:w="1914"/>
+            <w:tcW w:type="dxa" w:w="1895"/>
             <w:shd w:fill="FFFFFF" w:val="clear"/>
             <w:tcMar>
               <w:top w:type="dxa" w:w="60"/>
@@ -831,7 +831,7 @@
         </w:tc>
         <w:tc>
           <w:tcPr>
-            <w:tcW w:type="dxa" w:w="4742"/>
+            <w:tcW w:type="dxa" w:w="4785"/>
             <w:shd w:fill="FFFFFF" w:val="clear"/>
             <w:tcMar>
               <w:top w:type="dxa" w:w="60"/>
@@ -851,7 +851,7 @@
                 <w:sz w:val="18"/>
                 <w:szCs w:val="18"/>
               </w:rPr>
-              <w:t xml:space="preserve">Optional; reads a saved variation file back</w:t>
+              <w:t xml:space="preserve">Optional; reads a variation file back off its log row</w:t>
             </w:r>
           </w:p>
         </w:tc>
@@ -859,7 +859,7 @@
       <w:tr>
         <w:tc>
           <w:tcPr>
-            <w:tcW w:type="dxa" w:w="2370"/>
+            <w:tcW w:type="dxa" w:w="2346"/>
             <w:shd w:fill="FFFFFF" w:val="clear"/>
             <w:tcMar>
               <w:top w:type="dxa" w:w="60"/>
@@ -886,7 +886,7 @@
         </w:tc>
         <w:tc>
           <w:tcPr>
-            <w:tcW w:type="dxa" w:w="1914"/>
+            <w:tcW w:type="dxa" w:w="1895"/>
             <w:shd w:fill="FFFFFF" w:val="clear"/>
             <w:tcMar>
               <w:top w:type="dxa" w:w="60"/>
@@ -912,7 +912,7 @@
         </w:tc>
         <w:tc>
           <w:tcPr>
-            <w:tcW w:type="dxa" w:w="4742"/>
+            <w:tcW w:type="dxa" w:w="4785"/>
             <w:shd w:fill="FFFFFF" w:val="clear"/>
             <w:tcMar>
               <w:top w:type="dxa" w:w="60"/>
